--- a/readme.docx
+++ b/readme.docx
@@ -1,6 +1,6 @@
 
 <file path=word/document.xml><?xml version="1.0" encoding="utf-8"?>
-<w:document xmlns:wpc="http://schemas.microsoft.com/office/word/2010/wordprocessingCanvas" xmlns:cx="http://schemas.microsoft.com/office/drawing/2014/chartex" xmlns:cx1="http://schemas.microsoft.com/office/drawing/2015/9/8/chartex" xmlns:cx2="http://schemas.microsoft.com/office/drawing/2015/10/21/chartex" xmlns:cx3="http://schemas.microsoft.com/office/drawing/2016/5/9/chartex" xmlns:cx4="http://schemas.microsoft.com/office/drawing/2016/5/10/chartex" xmlns:cx5="http://schemas.microsoft.com/office/drawing/2016/5/11/chartex" xmlns:cx6="http://schemas.microsoft.com/office/drawing/2016/5/12/chartex" xmlns:cx7="http://schemas.microsoft.com/office/drawing/2016/5/13/chartex" xmlns:cx8="http://schemas.microsoft.com/office/drawing/2016/5/14/chartex" xmlns:mc="http://schemas.openxmlformats.org/markup-compatibility/2006" xmlns:aink="http://schemas.microsoft.com/office/drawing/2016/ink" xmlns:am3d="http://schemas.microsoft.com/office/drawing/2017/model3d" xmlns:o="urn:schemas-microsoft-com:office:office" xmlns:r="http://schemas.openxmlformats.org/officeDocument/2006/relationships" xmlns:m="http://schemas.openxmlformats.org/officeDocument/2006/math" xmlns:v="urn:schemas-microsoft-com:vml" xmlns:wp14="http://schemas.microsoft.com/office/word/2010/wordprocessingDrawing" xmlns:wp="http://schemas.openxmlformats.org/drawingml/2006/wordprocessingDrawing" xmlns:w10="urn:schemas-microsoft-com:office:word" xmlns:w="http://schemas.openxmlformats.org/wordprocessingml/2006/main" xmlns:w14="http://schemas.microsoft.com/office/word/2010/wordml" xmlns:w15="http://schemas.microsoft.com/office/word/2012/wordml" xmlns:w16cex="http://schemas.microsoft.com/office/word/2018/wordml/cex" xmlns:w16cid="http://schemas.microsoft.com/office/word/2016/wordml/cid" xmlns:w16="http://schemas.microsoft.com/office/word/2018/wordml" xmlns:w16sdtdh="http://schemas.microsoft.com/office/word/2020/wordml/sdtdatahash" xmlns:w16se="http://schemas.microsoft.com/office/word/2015/wordml/symex" xmlns:wpg="http://schemas.microsoft.com/office/word/2010/wordprocessingGroup" xmlns:wpi="http://schemas.microsoft.com/office/word/2010/wordprocessingInk" xmlns:wne="http://schemas.microsoft.com/office/word/2006/wordml" xmlns:wps="http://schemas.microsoft.com/office/word/2010/wordprocessingShape" mc:Ignorable="w14 w15 w16se w16cid w16 w16cex w16sdtdh wp14">
+<w:document xmlns:wpc="http://schemas.microsoft.com/office/word/2010/wordprocessingCanvas" xmlns:cx="http://schemas.microsoft.com/office/drawing/2014/chartex" xmlns:cx1="http://schemas.microsoft.com/office/drawing/2015/9/8/chartex" xmlns:cx2="http://schemas.microsoft.com/office/drawing/2015/10/21/chartex" xmlns:cx3="http://schemas.microsoft.com/office/drawing/2016/5/9/chartex" xmlns:cx4="http://schemas.microsoft.com/office/drawing/2016/5/10/chartex" xmlns:cx5="http://schemas.microsoft.com/office/drawing/2016/5/11/chartex" xmlns:cx6="http://schemas.microsoft.com/office/drawing/2016/5/12/chartex" xmlns:cx7="http://schemas.microsoft.com/office/drawing/2016/5/13/chartex" xmlns:cx8="http://schemas.microsoft.com/office/drawing/2016/5/14/chartex" xmlns:mc="http://schemas.openxmlformats.org/markup-compatibility/2006" xmlns:aink="http://schemas.microsoft.com/office/drawing/2016/ink" xmlns:am3d="http://schemas.microsoft.com/office/drawing/2017/model3d" xmlns:o="urn:schemas-microsoft-com:office:office" xmlns:oel="http://schemas.microsoft.com/office/2019/extlst" xmlns:r="http://schemas.openxmlformats.org/officeDocument/2006/relationships" xmlns:m="http://schemas.openxmlformats.org/officeDocument/2006/math" xmlns:v="urn:schemas-microsoft-com:vml" xmlns:wp14="http://schemas.microsoft.com/office/word/2010/wordprocessingDrawing" xmlns:wp="http://schemas.openxmlformats.org/drawingml/2006/wordprocessingDrawing" xmlns:w10="urn:schemas-microsoft-com:office:word" xmlns:w="http://schemas.openxmlformats.org/wordprocessingml/2006/main" xmlns:w14="http://schemas.microsoft.com/office/word/2010/wordml" xmlns:w15="http://schemas.microsoft.com/office/word/2012/wordml" xmlns:w16cex="http://schemas.microsoft.com/office/word/2018/wordml/cex" xmlns:w16cid="http://schemas.microsoft.com/office/word/2016/wordml/cid" xmlns:w16="http://schemas.microsoft.com/office/word/2018/wordml" xmlns:w16du="http://schemas.microsoft.com/office/word/2023/wordml/word16du" xmlns:w16sdtdh="http://schemas.microsoft.com/office/word/2020/wordml/sdtdatahash" xmlns:w16sdtfl="http://schemas.microsoft.com/office/word/2024/wordml/sdtformatlock" xmlns:w16se="http://schemas.microsoft.com/office/word/2015/wordml/symex" xmlns:wpg="http://schemas.microsoft.com/office/word/2010/wordprocessingGroup" xmlns:wpi="http://schemas.microsoft.com/office/word/2010/wordprocessingInk" xmlns:wne="http://schemas.microsoft.com/office/word/2006/wordml" xmlns:wps="http://schemas.microsoft.com/office/word/2010/wordprocessingShape" mc:Ignorable="w14 w15 w16se w16cid w16 w16cex w16sdtdh w16sdtfl w16du wp14">
   <w:body>
     <w:p>
       <w:pPr>
@@ -22,7 +22,6 @@
         <w:t xml:space="preserve">Locate a machine that has Microsoft Office installed, and not connected to the network via </w:t>
       </w:r>
       <w:proofErr w:type="spellStart"/>
-      <w:proofErr w:type="gramStart"/>
       <w:r>
         <w:rPr>
           <w:rFonts w:ascii="Calibri" w:eastAsia="Calibri" w:hAnsi="Calibri" w:cs="Times New Roman"/>
@@ -30,7 +29,6 @@
         <w:t>wifi</w:t>
       </w:r>
       <w:proofErr w:type="spellEnd"/>
-      <w:proofErr w:type="gramEnd"/>
     </w:p>
     <w:p>
       <w:pPr>
@@ -48,7 +46,21 @@
         <w:rPr>
           <w:rFonts w:ascii="Calibri" w:eastAsia="Calibri" w:hAnsi="Calibri" w:cs="Times New Roman"/>
         </w:rPr>
-        <w:t xml:space="preserve">The server should not be hosting any </w:t>
+        <w:t xml:space="preserve">The server should not </w:t>
+      </w:r>
+      <w:proofErr w:type="gramStart"/>
+      <w:r>
+        <w:rPr>
+          <w:rFonts w:ascii="Calibri" w:eastAsia="Calibri" w:hAnsi="Calibri" w:cs="Times New Roman"/>
+        </w:rPr>
+        <w:t>be hosting</w:t>
+      </w:r>
+      <w:proofErr w:type="gramEnd"/>
+      <w:r>
+        <w:rPr>
+          <w:rFonts w:ascii="Calibri" w:eastAsia="Calibri" w:hAnsi="Calibri" w:cs="Times New Roman"/>
+        </w:rPr>
+        <w:t xml:space="preserve"> any </w:t>
       </w:r>
       <w:proofErr w:type="gramStart"/>
       <w:r>
@@ -100,16 +112,8 @@
         <w:rPr>
           <w:rFonts w:ascii="Calibri" w:eastAsia="Calibri" w:hAnsi="Calibri" w:cs="Times New Roman"/>
         </w:rPr>
-        <w:t xml:space="preserve">Open a PowerShell prompt as administrator, change working directory to </w:t>
-      </w:r>
-      <w:proofErr w:type="gramStart"/>
-      <w:r>
-        <w:rPr>
-          <w:rFonts w:ascii="Calibri" w:eastAsia="Calibri" w:hAnsi="Calibri" w:cs="Times New Roman"/>
-        </w:rPr>
-        <w:t>c:\scripts</w:t>
-      </w:r>
-      <w:proofErr w:type="gramEnd"/>
+        <w:t>Open a PowerShell prompt as administrator, change working directory to c:\scripts</w:t>
+      </w:r>
     </w:p>
     <w:p>
       <w:pPr>
@@ -180,19 +184,11 @@
         </w:rPr>
         <w:t>.\pre_migration_master.ps1 -mode "</w:t>
       </w:r>
-      <w:proofErr w:type="gramStart"/>
-      <w:r>
-        <w:rPr>
-          <w:rFonts w:ascii="Calibri" w:eastAsia="Calibri" w:hAnsi="Calibri" w:cs="Times New Roman"/>
-        </w:rPr>
-        <w:t>Install</w:t>
-      </w:r>
-      <w:proofErr w:type="gramEnd"/>
-      <w:r>
-        <w:rPr>
-          <w:rFonts w:ascii="Calibri" w:eastAsia="Calibri" w:hAnsi="Calibri" w:cs="Times New Roman"/>
-        </w:rPr>
-        <w:t>”</w:t>
+      <w:r>
+        <w:rPr>
+          <w:rFonts w:ascii="Calibri" w:eastAsia="Calibri" w:hAnsi="Calibri" w:cs="Times New Roman"/>
+        </w:rPr>
+        <w:t>Install”</w:t>
       </w:r>
     </w:p>
     <w:p>
@@ -948,6 +944,7 @@
         <w:rPr>
           <w:rFonts w:ascii="Calibri" w:eastAsia="Calibri" w:hAnsi="Calibri" w:cs="Times New Roman"/>
         </w:rPr>
+        <w:lastRenderedPageBreak/>
         <w:t>During the second half of the process the script will test Office documents and may freeze up. It is important to log in from time to time and check to see if there are any instances of word/excel/</w:t>
       </w:r>
       <w:proofErr w:type="spellStart"/>
@@ -1042,7 +1039,21 @@
         <w:rPr>
           <w:rFonts w:ascii="Calibri" w:eastAsia="Calibri" w:hAnsi="Calibri" w:cs="Times New Roman"/>
         </w:rPr>
-        <w:t xml:space="preserve"> so don't delete it!</w:t>
+        <w:t xml:space="preserve"> so don't delete </w:t>
+      </w:r>
+      <w:proofErr w:type="gramStart"/>
+      <w:r>
+        <w:rPr>
+          <w:rFonts w:ascii="Calibri" w:eastAsia="Calibri" w:hAnsi="Calibri" w:cs="Times New Roman"/>
+        </w:rPr>
+        <w:t>it</w:t>
+      </w:r>
+      <w:proofErr w:type="gramEnd"/>
+      <w:r>
+        <w:rPr>
+          <w:rFonts w:ascii="Calibri" w:eastAsia="Calibri" w:hAnsi="Calibri" w:cs="Times New Roman"/>
+        </w:rPr>
+        <w:t>!</w:t>
       </w:r>
     </w:p>
     <w:p>
@@ -1061,16 +1072,8 @@
         <w:rPr>
           <w:rFonts w:ascii="Calibri" w:eastAsia="Calibri" w:hAnsi="Calibri" w:cs="Times New Roman"/>
         </w:rPr>
-        <w:t xml:space="preserve">The script can be run once the prior scan is complete with a different directory, and will generate additional </w:t>
-      </w:r>
-      <w:proofErr w:type="gramStart"/>
-      <w:r>
-        <w:rPr>
-          <w:rFonts w:ascii="Calibri" w:eastAsia="Calibri" w:hAnsi="Calibri" w:cs="Times New Roman"/>
-        </w:rPr>
-        <w:t>reports</w:t>
-      </w:r>
-      <w:proofErr w:type="gramEnd"/>
+        <w:t>The script can be run once the prior scan is complete with a different directory, and will generate additional reports</w:t>
+      </w:r>
     </w:p>
     <w:p>
       <w:pPr>
@@ -1173,7 +1176,7 @@
 </file>
 
 <file path=word/numbering.xml><?xml version="1.0" encoding="utf-8"?>
-<w:numbering xmlns:wpc="http://schemas.microsoft.com/office/word/2010/wordprocessingCanvas" xmlns:cx="http://schemas.microsoft.com/office/drawing/2014/chartex" xmlns:cx1="http://schemas.microsoft.com/office/drawing/2015/9/8/chartex" xmlns:cx2="http://schemas.microsoft.com/office/drawing/2015/10/21/chartex" xmlns:cx3="http://schemas.microsoft.com/office/drawing/2016/5/9/chartex" xmlns:cx4="http://schemas.microsoft.com/office/drawing/2016/5/10/chartex" xmlns:cx5="http://schemas.microsoft.com/office/drawing/2016/5/11/chartex" xmlns:cx6="http://schemas.microsoft.com/office/drawing/2016/5/12/chartex" xmlns:cx7="http://schemas.microsoft.com/office/drawing/2016/5/13/chartex" xmlns:cx8="http://schemas.microsoft.com/office/drawing/2016/5/14/chartex" xmlns:mc="http://schemas.openxmlformats.org/markup-compatibility/2006" xmlns:aink="http://schemas.microsoft.com/office/drawing/2016/ink" xmlns:am3d="http://schemas.microsoft.com/office/drawing/2017/model3d" xmlns:o="urn:schemas-microsoft-com:office:office" xmlns:r="http://schemas.openxmlformats.org/officeDocument/2006/relationships" xmlns:m="http://schemas.openxmlformats.org/officeDocument/2006/math" xmlns:v="urn:schemas-microsoft-com:vml" xmlns:wp14="http://schemas.microsoft.com/office/word/2010/wordprocessingDrawing" xmlns:wp="http://schemas.openxmlformats.org/drawingml/2006/wordprocessingDrawing" xmlns:w10="urn:schemas-microsoft-com:office:word" xmlns:w="http://schemas.openxmlformats.org/wordprocessingml/2006/main" xmlns:w14="http://schemas.microsoft.com/office/word/2010/wordml" xmlns:w15="http://schemas.microsoft.com/office/word/2012/wordml" xmlns:w16cex="http://schemas.microsoft.com/office/word/2018/wordml/cex" xmlns:w16cid="http://schemas.microsoft.com/office/word/2016/wordml/cid" xmlns:w16="http://schemas.microsoft.com/office/word/2018/wordml" xmlns:w16sdtdh="http://schemas.microsoft.com/office/word/2020/wordml/sdtdatahash" xmlns:w16se="http://schemas.microsoft.com/office/word/2015/wordml/symex" xmlns:wpg="http://schemas.microsoft.com/office/word/2010/wordprocessingGroup" xmlns:wpi="http://schemas.microsoft.com/office/word/2010/wordprocessingInk" xmlns:wne="http://schemas.microsoft.com/office/word/2006/wordml" xmlns:wps="http://schemas.microsoft.com/office/word/2010/wordprocessingShape" mc:Ignorable="w14 w15 w16se w16cid w16 w16cex w16sdtdh wp14">
+<w:numbering xmlns:wpc="http://schemas.microsoft.com/office/word/2010/wordprocessingCanvas" xmlns:cx="http://schemas.microsoft.com/office/drawing/2014/chartex" xmlns:cx1="http://schemas.microsoft.com/office/drawing/2015/9/8/chartex" xmlns:cx2="http://schemas.microsoft.com/office/drawing/2015/10/21/chartex" xmlns:cx3="http://schemas.microsoft.com/office/drawing/2016/5/9/chartex" xmlns:cx4="http://schemas.microsoft.com/office/drawing/2016/5/10/chartex" xmlns:cx5="http://schemas.microsoft.com/office/drawing/2016/5/11/chartex" xmlns:cx6="http://schemas.microsoft.com/office/drawing/2016/5/12/chartex" xmlns:cx7="http://schemas.microsoft.com/office/drawing/2016/5/13/chartex" xmlns:cx8="http://schemas.microsoft.com/office/drawing/2016/5/14/chartex" xmlns:mc="http://schemas.openxmlformats.org/markup-compatibility/2006" xmlns:aink="http://schemas.microsoft.com/office/drawing/2016/ink" xmlns:am3d="http://schemas.microsoft.com/office/drawing/2017/model3d" xmlns:o="urn:schemas-microsoft-com:office:office" xmlns:oel="http://schemas.microsoft.com/office/2019/extlst" xmlns:r="http://schemas.openxmlformats.org/officeDocument/2006/relationships" xmlns:m="http://schemas.openxmlformats.org/officeDocument/2006/math" xmlns:v="urn:schemas-microsoft-com:vml" xmlns:wp14="http://schemas.microsoft.com/office/word/2010/wordprocessingDrawing" xmlns:wp="http://schemas.openxmlformats.org/drawingml/2006/wordprocessingDrawing" xmlns:w10="urn:schemas-microsoft-com:office:word" xmlns:w="http://schemas.openxmlformats.org/wordprocessingml/2006/main" xmlns:w14="http://schemas.microsoft.com/office/word/2010/wordml" xmlns:w15="http://schemas.microsoft.com/office/word/2012/wordml" xmlns:w16cex="http://schemas.microsoft.com/office/word/2018/wordml/cex" xmlns:w16cid="http://schemas.microsoft.com/office/word/2016/wordml/cid" xmlns:w16="http://schemas.microsoft.com/office/word/2018/wordml" xmlns:w16du="http://schemas.microsoft.com/office/word/2023/wordml/word16du" xmlns:w16sdtdh="http://schemas.microsoft.com/office/word/2020/wordml/sdtdatahash" xmlns:w16sdtfl="http://schemas.microsoft.com/office/word/2024/wordml/sdtformatlock" xmlns:w16se="http://schemas.microsoft.com/office/word/2015/wordml/symex" xmlns:wpg="http://schemas.microsoft.com/office/word/2010/wordprocessingGroup" xmlns:wpi="http://schemas.microsoft.com/office/word/2010/wordprocessingInk" xmlns:wne="http://schemas.microsoft.com/office/word/2006/wordml" xmlns:wps="http://schemas.microsoft.com/office/word/2010/wordprocessingShape" mc:Ignorable="w14 w15 w16se w16cid w16 w16cex w16sdtdh w16sdtfl w16du wp14">
   <w:abstractNum w:abstractNumId="0" w15:restartNumberingAfterBreak="0">
     <w:nsid w:val="1A415802"/>
     <w:multiLevelType w:val="hybridMultilevel"/>
@@ -1851,19 +1854,19 @@
       </w:rPr>
     </w:lvl>
   </w:abstractNum>
-  <w:num w:numId="1">
+  <w:num w:numId="1" w16cid:durableId="551770027">
     <w:abstractNumId w:val="4"/>
   </w:num>
-  <w:num w:numId="2">
+  <w:num w:numId="2" w16cid:durableId="1552764697">
     <w:abstractNumId w:val="5"/>
   </w:num>
-  <w:num w:numId="3">
+  <w:num w:numId="3" w16cid:durableId="548148667">
     <w:abstractNumId w:val="0"/>
   </w:num>
-  <w:num w:numId="4">
+  <w:num w:numId="4" w16cid:durableId="1760902653">
     <w:abstractNumId w:val="3"/>
   </w:num>
-  <w:num w:numId="5">
+  <w:num w:numId="5" w16cid:durableId="697239278">
     <w:abstractNumId w:val="0"/>
     <w:lvlOverride w:ilvl="0">
       <w:startOverride w:val="1"/>
@@ -1877,20 +1880,20 @@
     <w:lvlOverride w:ilvl="7"/>
     <w:lvlOverride w:ilvl="8"/>
   </w:num>
-  <w:num w:numId="6">
+  <w:num w:numId="6" w16cid:durableId="288322480">
     <w:abstractNumId w:val="5"/>
   </w:num>
-  <w:num w:numId="7">
+  <w:num w:numId="7" w16cid:durableId="44961435">
     <w:abstractNumId w:val="1"/>
   </w:num>
-  <w:num w:numId="8">
+  <w:num w:numId="8" w16cid:durableId="1710300231">
     <w:abstractNumId w:val="2"/>
   </w:num>
 </w:numbering>
 </file>
 
 <file path=word/styles.xml><?xml version="1.0" encoding="utf-8"?>
-<w:styles xmlns:mc="http://schemas.openxmlformats.org/markup-compatibility/2006" xmlns:r="http://schemas.openxmlformats.org/officeDocument/2006/relationships" xmlns:w="http://schemas.openxmlformats.org/wordprocessingml/2006/main" xmlns:w14="http://schemas.microsoft.com/office/word/2010/wordml" xmlns:w15="http://schemas.microsoft.com/office/word/2012/wordml" xmlns:w16cex="http://schemas.microsoft.com/office/word/2018/wordml/cex" xmlns:w16cid="http://schemas.microsoft.com/office/word/2016/wordml/cid" xmlns:w16="http://schemas.microsoft.com/office/word/2018/wordml" xmlns:w16sdtdh="http://schemas.microsoft.com/office/word/2020/wordml/sdtdatahash" xmlns:w16se="http://schemas.microsoft.com/office/word/2015/wordml/symex" mc:Ignorable="w14 w15 w16se w16cid w16 w16cex w16sdtdh">
+<w:styles xmlns:mc="http://schemas.openxmlformats.org/markup-compatibility/2006" xmlns:r="http://schemas.openxmlformats.org/officeDocument/2006/relationships" xmlns:w="http://schemas.openxmlformats.org/wordprocessingml/2006/main" xmlns:w14="http://schemas.microsoft.com/office/word/2010/wordml" xmlns:w15="http://schemas.microsoft.com/office/word/2012/wordml" xmlns:w16cex="http://schemas.microsoft.com/office/word/2018/wordml/cex" xmlns:w16cid="http://schemas.microsoft.com/office/word/2016/wordml/cid" xmlns:w16="http://schemas.microsoft.com/office/word/2018/wordml" xmlns:w16du="http://schemas.microsoft.com/office/word/2023/wordml/word16du" xmlns:w16sdtdh="http://schemas.microsoft.com/office/word/2020/wordml/sdtdatahash" xmlns:w16sdtfl="http://schemas.microsoft.com/office/word/2024/wordml/sdtformatlock" xmlns:w16se="http://schemas.microsoft.com/office/word/2015/wordml/symex" mc:Ignorable="w14 w15 w16se w16cid w16 w16cex w16sdtdh w16sdtfl w16du">
   <w:docDefaults>
     <w:rPrDefault>
       <w:rPr>
